--- a/policy_docs_word/CHANGES.docx
+++ b/policy_docs_word/CHANGES.docx
@@ -2,7 +2,7 @@
 <file path=word/document.xml><?xml version="1.0" encoding="utf-8"?>
 <w:document xmlns:w="http://schemas.openxmlformats.org/wordprocessingml/2006/main" xmlns:m="http://schemas.openxmlformats.org/officeDocument/2006/math" xmlns:r="http://schemas.openxmlformats.org/officeDocument/2006/relationships" xmlns:o="urn:schemas-microsoft-com:office:office" xmlns:v="urn:schemas-microsoft-com:vml" xmlns:w10="urn:schemas-microsoft-com:office:word" xmlns:a="http://schemas.openxmlformats.org/drawingml/2006/main" xmlns:pic="http://schemas.openxmlformats.org/drawingml/2006/picture" xmlns:wp="http://schemas.openxmlformats.org/drawingml/2006/wordprocessingDrawing">
   <w:body>
-    <w:bookmarkStart w:id="17" w:name="changes-folder-3-vs-folder-1"/>
+    <w:bookmarkStart w:id="18" w:name="changes-folder-3-vs-folder-1"/>
     <w:p>
       <w:pPr>
         <w:pStyle w:val="Heading1"/>
@@ -1279,7 +1279,7 @@
         <w:pStyle w:val="FirstParagraph"/>
       </w:pPr>
       <w:r>
-        <w:t xml:space="preserve">28 files remain in</w:t>
+        <w:t xml:space="preserve">29 files remain in</w:t>
       </w:r>
       <w:r>
         <w:t xml:space="preserve"> </w:t>
@@ -1451,13 +1451,13 @@
           <w:b/>
           <w:bCs/>
         </w:rPr>
-        <w:t xml:space="preserve">Operational (2):</w:t>
-      </w:r>
-      <w:r>
-        <w:t xml:space="preserve"> </w:t>
-      </w:r>
-      <w:r>
-        <w:t xml:space="preserve">Millie Clinic COVID Policy, Platform Matrix</w:t>
+        <w:t xml:space="preserve">Operational (3):</w:t>
+      </w:r>
+      <w:r>
+        <w:t xml:space="preserve"> </w:t>
+      </w:r>
+      <w:r>
+        <w:t xml:space="preserve">Millie Clinic COVID Policy, Medical Waste Management Plan, Platform Matrix</w:t>
       </w:r>
     </w:p>
     <w:p>
@@ -1482,21 +1482,14 @@
         <w:t xml:space="preserve">ECH Security Assessment Questions snapshot</w:t>
       </w:r>
     </w:p>
-    <w:p>
-      <w:r>
-        <w:pict>
-          <v:rect style="width:0;height:1.5pt" o:hralign="center" o:hrstd="t" o:hr="t"/>
-        </w:pict>
-      </w:r>
-    </w:p>
     <w:bookmarkEnd w:id="15"/>
-    <w:bookmarkStart w:id="16" w:name="how-to-maintain-this-folder"/>
+    <w:bookmarkStart w:id="16" w:name="a.-later-additions"/>
     <w:p>
       <w:pPr>
         <w:pStyle w:val="Heading2"/>
       </w:pPr>
       <w:r>
-        <w:t xml:space="preserve">5. How to maintain this folder</w:t>
+        <w:t xml:space="preserve">4a. Later additions</w:t>
       </w:r>
     </w:p>
     <w:p>
@@ -1512,25 +1505,62 @@
           <w:b/>
           <w:bCs/>
         </w:rPr>
-        <w:t xml:space="preserve">When ECH changes</w:t>
-      </w:r>
-      <w:r>
-        <w:t xml:space="preserve"> </w:t>
-      </w:r>
-      <w:r>
-        <w:t xml:space="preserve">(new vendor questionnaire, regulator update): start in</w:t>
-      </w:r>
-      <w:r>
-        <w:t xml:space="preserve"> </w:t>
-      </w:r>
-      <w:r>
-        <w:rPr>
-          <w:rStyle w:val="VerbatimChar"/>
-        </w:rPr>
-        <w:t xml:space="preserve">2. gaps_for_ech/</w:t>
-      </w:r>
-      <w:r>
-        <w:t xml:space="preserve">. Re-run the section-level analysis. Default to N/A unless ECH explicitly asks for new policy text.</w:t>
+        <w:t xml:space="preserve">2026-05-26 — Medical Waste Management Plan.</w:t>
+      </w:r>
+      <w:r>
+        <w:t xml:space="preserve"> </w:t>
+      </w:r>
+      <w:r>
+        <w:t xml:space="preserve">Existing Millie document that wasn’t in the original inventory. Converted via markitdown and added to both folders 1 and 3 unchanged. Covers California Medical Waste Management Act compliance (HSC §§ 117935, 117960) for small-quantity-generator status. Authored by Patricia Bevitz (Director of Clinical Operations). Not driven by ECH; added for completeness. Net effect on gap analysis: 2 SIG ESG rows moved from N/A to Partial —</w:t>
+      </w:r>
+      <w:r>
+        <w:t xml:space="preserve"> </w:t>
+      </w:r>
+      <w:r>
+        <w:rPr>
+          <w:b/>
+          <w:bCs/>
+        </w:rPr>
+        <w:t xml:space="preserve">O.4</w:t>
+      </w:r>
+      <w:r>
+        <w:t xml:space="preserve"> </w:t>
+      </w:r>
+      <w:r>
+        <w:t xml:space="preserve">(hazardous/toxic chemical handling, storage, disposal) and</w:t>
+      </w:r>
+      <w:r>
+        <w:t xml:space="preserve"> </w:t>
+      </w:r>
+      <w:r>
+        <w:rPr>
+          <w:b/>
+          <w:bCs/>
+        </w:rPr>
+        <w:t xml:space="preserve">O.9</w:t>
+      </w:r>
+      <w:r>
+        <w:t xml:space="preserve"> </w:t>
+      </w:r>
+      <w:r>
+        <w:t xml:space="preserve">(Health &amp; Safety policy) — because the Waste Plan plus the COVID Policy and Safeguards Policy together substantively address them. Neither requires a Required Fix; the Waste Plan itself is the answer.</w:t>
+      </w:r>
+    </w:p>
+    <w:p>
+      <w:r>
+        <w:pict>
+          <v:rect style="width:0;height:1.5pt" o:hralign="center" o:hrstd="t" o:hr="t"/>
+        </w:pict>
+      </w:r>
+    </w:p>
+    <w:bookmarkEnd w:id="16"/>
+    <w:bookmarkStart w:id="17" w:name="how-to-maintain-this-folder"/>
+    <w:p>
+      <w:pPr>
+        <w:pStyle w:val="Heading2"/>
+      </w:pPr>
+      <w:r>
+        <w:t xml:space="preserve">5. How to maintain this folder</w:t>
       </w:r>
     </w:p>
     <w:p>
@@ -1538,7 +1568,7 @@
         <w:pStyle w:val="Compact"/>
         <w:numPr>
           <w:ilvl w:val="0"/>
-          <w:numId w:val="1006"/>
+          <w:numId w:val="1007"/>
         </w:numPr>
       </w:pPr>
       <w:r>
@@ -1546,26 +1576,25 @@
           <w:b/>
           <w:bCs/>
         </w:rPr>
-        <w:t xml:space="preserve">When a real gap appears</w:t>
-      </w:r>
-      <w:r>
-        <w:t xml:space="preserve">: append the smallest possible clause to an</w:t>
-      </w:r>
-      <w:r>
-        <w:t xml:space="preserve"> </w:t>
-      </w:r>
-      <w:r>
-        <w:rPr>
-          <w:i/>
-          <w:iCs/>
-        </w:rPr>
-        <w:t xml:space="preserve">existing</w:t>
-      </w:r>
-      <w:r>
-        <w:t xml:space="preserve"> </w:t>
-      </w:r>
-      <w:r>
-        <w:t xml:space="preserve">file here. Don’t create a new file unless the gap is genuinely orthogonal to every existing policy.</w:t>
+        <w:t xml:space="preserve">When ECH changes</w:t>
+      </w:r>
+      <w:r>
+        <w:t xml:space="preserve"> </w:t>
+      </w:r>
+      <w:r>
+        <w:t xml:space="preserve">(new vendor questionnaire, regulator update): start in</w:t>
+      </w:r>
+      <w:r>
+        <w:t xml:space="preserve"> </w:t>
+      </w:r>
+      <w:r>
+        <w:rPr>
+          <w:rStyle w:val="VerbatimChar"/>
+        </w:rPr>
+        <w:t xml:space="preserve">2. gaps_for_ech/</w:t>
+      </w:r>
+      <w:r>
+        <w:t xml:space="preserve">. Re-run the section-level analysis. Default to N/A unless ECH explicitly asks for new policy text.</w:t>
       </w:r>
     </w:p>
     <w:p>
@@ -1573,7 +1602,7 @@
         <w:pStyle w:val="Compact"/>
         <w:numPr>
           <w:ilvl w:val="0"/>
-          <w:numId w:val="1006"/>
+          <w:numId w:val="1007"/>
         </w:numPr>
       </w:pPr>
       <w:r>
@@ -1581,25 +1610,26 @@
           <w:b/>
           <w:bCs/>
         </w:rPr>
-        <w:t xml:space="preserve">When a policy is materially revised</w:t>
-      </w:r>
-      <w:r>
-        <w:t xml:space="preserve">: edit the file here directly. The diff against</w:t>
-      </w:r>
-      <w:r>
-        <w:t xml:space="preserve"> </w:t>
-      </w:r>
-      <w:r>
-        <w:rPr>
-          <w:rStyle w:val="VerbatimChar"/>
-        </w:rPr>
-        <w:t xml:space="preserve">1. original_docs_markdown/</w:t>
-      </w:r>
-      <w:r>
-        <w:t xml:space="preserve"> </w:t>
-      </w:r>
-      <w:r>
-        <w:t xml:space="preserve">shows total drift from the original; the per-file git history shows what changed when.</w:t>
+        <w:t xml:space="preserve">When a real gap appears</w:t>
+      </w:r>
+      <w:r>
+        <w:t xml:space="preserve">: append the smallest possible clause to an</w:t>
+      </w:r>
+      <w:r>
+        <w:t xml:space="preserve"> </w:t>
+      </w:r>
+      <w:r>
+        <w:rPr>
+          <w:i/>
+          <w:iCs/>
+        </w:rPr>
+        <w:t xml:space="preserve">existing</w:t>
+      </w:r>
+      <w:r>
+        <w:t xml:space="preserve"> </w:t>
+      </w:r>
+      <w:r>
+        <w:t xml:space="preserve">file here. Don’t create a new file unless the gap is genuinely orthogonal to every existing policy.</w:t>
       </w:r>
     </w:p>
     <w:p>
@@ -1607,7 +1637,7 @@
         <w:pStyle w:val="Compact"/>
         <w:numPr>
           <w:ilvl w:val="0"/>
-          <w:numId w:val="1006"/>
+          <w:numId w:val="1007"/>
         </w:numPr>
       </w:pPr>
       <w:r>
@@ -1615,6 +1645,40 @@
           <w:b/>
           <w:bCs/>
         </w:rPr>
+        <w:t xml:space="preserve">When a policy is materially revised</w:t>
+      </w:r>
+      <w:r>
+        <w:t xml:space="preserve">: edit the file here directly. The diff against</w:t>
+      </w:r>
+      <w:r>
+        <w:t xml:space="preserve"> </w:t>
+      </w:r>
+      <w:r>
+        <w:rPr>
+          <w:rStyle w:val="VerbatimChar"/>
+        </w:rPr>
+        <w:t xml:space="preserve">1. original_docs_markdown/</w:t>
+      </w:r>
+      <w:r>
+        <w:t xml:space="preserve"> </w:t>
+      </w:r>
+      <w:r>
+        <w:t xml:space="preserve">shows total drift from the original; the per-file git history shows what changed when.</w:t>
+      </w:r>
+    </w:p>
+    <w:p>
+      <w:pPr>
+        <w:pStyle w:val="Compact"/>
+        <w:numPr>
+          <w:ilvl w:val="0"/>
+          <w:numId w:val="1007"/>
+        </w:numPr>
+      </w:pPr>
+      <w:r>
+        <w:rPr>
+          <w:b/>
+          <w:bCs/>
+        </w:rPr>
         <w:t xml:space="preserve">Quarterly / annual review burden</w:t>
       </w:r>
       <w:r>
@@ -1624,8 +1688,8 @@
         <w:t xml:space="preserve">is sized by file count. Keep this folder lean.</w:t>
       </w:r>
     </w:p>
-    <w:bookmarkEnd w:id="16"/>
     <w:bookmarkEnd w:id="17"/>
+    <w:bookmarkEnd w:id="18"/>
     <w:sectPr>
       <w:footnotePr>
         <w:numRestart w:val="eachSect"/>
@@ -1943,6 +2007,9 @@
     <w:abstractNumId w:val="991"/>
   </w:num>
   <w:num w:numId="1006">
+    <w:abstractNumId w:val="991"/>
+  </w:num>
+  <w:num w:numId="1007">
     <w:abstractNumId w:val="99411"/>
     <w:lvlOverride w:ilvl="0">
       <w:startOverride w:val="1"/>
